--- a/apps/web/public/documentation/library/files/user-guides/platform-admin-guide.docx
+++ b/apps/web/public/documentation/library/files/user-guides/platform-admin-guide.docx
@@ -67,9 +67,11 @@
       <w:pPr>
         <w:pStyle w:val="Heading1"/>
       </w:pPr>
+      <w:bookmarkStart w:id="1" w:name="document_control"/>
       <w:r>
         <w:t>Document Control</w:t>
       </w:r>
+      <w:bookmarkEnd w:id="1"/>
     </w:p>
     <w:tbl>
       <w:tblPr>
@@ -250,7 +252,553 @@
     </w:tbl>
     <w:p>
       <w:r>
-        <w:t>Navigation note: use Word's Navigation Pane to move through the heading hierarchy. The source document's linked table of contents is retained below.</w:t>
+        <w:t>Use the linked table of contents below or Word's Navigation Pane to move through this document.</w:t>
+      </w:r>
+    </w:p>
+    <w:p>
+      <w:pPr>
+        <w:pStyle w:val="Heading1"/>
+      </w:pPr>
+      <w:bookmarkStart w:id="2" w:name="table_of_contents"/>
+      <w:r>
+        <w:t>Table of Contents</w:t>
+      </w:r>
+      <w:bookmarkEnd w:id="2"/>
+    </w:p>
+    <w:p>
+      <w:pPr>
+        <w:spacing w:after="60"/>
+      </w:pPr>
+      <w:hyperlink w:anchor="document_control">
+        <w:r>
+          <w:rPr>
+            <w:rStyle w:val="Hyperlink"/>
+          </w:rPr>
+          <w:t>Document Control</w:t>
+        </w:r>
+      </w:hyperlink>
+    </w:p>
+    <w:p>
+      <w:pPr>
+        <w:spacing w:after="60"/>
+        <w:ind w:left="0"/>
+      </w:pPr>
+      <w:hyperlink w:anchor="section_001">
+        <w:r>
+          <w:rPr>
+            <w:rStyle w:val="Hyperlink"/>
+          </w:rPr>
+          <w:t>Tenant Management Center Overview</w:t>
+        </w:r>
+      </w:hyperlink>
+    </w:p>
+    <w:p>
+      <w:pPr>
+        <w:spacing w:after="60"/>
+        <w:ind w:left="317"/>
+      </w:pPr>
+      <w:hyperlink w:anchor="section_002">
+        <w:r>
+          <w:rPr>
+            <w:rStyle w:val="Hyperlink"/>
+          </w:rPr>
+          <w:t>What It Is</w:t>
+        </w:r>
+      </w:hyperlink>
+    </w:p>
+    <w:p>
+      <w:pPr>
+        <w:spacing w:after="60"/>
+        <w:ind w:left="317"/>
+      </w:pPr>
+      <w:hyperlink w:anchor="section_003">
+        <w:r>
+          <w:rPr>
+            <w:rStyle w:val="Hyperlink"/>
+          </w:rPr>
+          <w:t>Key Areas</w:t>
+        </w:r>
+      </w:hyperlink>
+    </w:p>
+    <w:p>
+      <w:pPr>
+        <w:spacing w:after="60"/>
+        <w:ind w:left="317"/>
+      </w:pPr>
+      <w:hyperlink w:anchor="section_004">
+        <w:r>
+          <w:rPr>
+            <w:rStyle w:val="Hyperlink"/>
+          </w:rPr>
+          <w:t>Tips</w:t>
+        </w:r>
+      </w:hyperlink>
+    </w:p>
+    <w:p>
+      <w:pPr>
+        <w:spacing w:after="60"/>
+        <w:ind w:left="0"/>
+      </w:pPr>
+      <w:hyperlink w:anchor="section_005">
+        <w:r>
+          <w:rPr>
+            <w:rStyle w:val="Hyperlink"/>
+          </w:rPr>
+          <w:t>Creating New Business Accounts (Owners)</w:t>
+        </w:r>
+      </w:hyperlink>
+    </w:p>
+    <w:p>
+      <w:pPr>
+        <w:spacing w:after="60"/>
+        <w:ind w:left="317"/>
+      </w:pPr>
+      <w:hyperlink w:anchor="section_006">
+        <w:r>
+          <w:rPr>
+            <w:rStyle w:val="Hyperlink"/>
+          </w:rPr>
+          <w:t>What It Is</w:t>
+        </w:r>
+      </w:hyperlink>
+    </w:p>
+    <w:p>
+      <w:pPr>
+        <w:spacing w:after="60"/>
+        <w:ind w:left="317"/>
+      </w:pPr>
+      <w:hyperlink w:anchor="section_007">
+        <w:r>
+          <w:rPr>
+            <w:rStyle w:val="Hyperlink"/>
+          </w:rPr>
+          <w:t>How to Create a New Business Account</w:t>
+        </w:r>
+      </w:hyperlink>
+    </w:p>
+    <w:p>
+      <w:pPr>
+        <w:spacing w:after="60"/>
+        <w:ind w:left="317"/>
+      </w:pPr>
+      <w:hyperlink w:anchor="section_008">
+        <w:r>
+          <w:rPr>
+            <w:rStyle w:val="Hyperlink"/>
+          </w:rPr>
+          <w:t>Tips</w:t>
+        </w:r>
+      </w:hyperlink>
+    </w:p>
+    <w:p>
+      <w:pPr>
+        <w:spacing w:after="60"/>
+        <w:ind w:left="0"/>
+      </w:pPr>
+      <w:hyperlink w:anchor="section_009">
+        <w:r>
+          <w:rPr>
+            <w:rStyle w:val="Hyperlink"/>
+          </w:rPr>
+          <w:t>Managing Business Access and Modules</w:t>
+        </w:r>
+      </w:hyperlink>
+    </w:p>
+    <w:p>
+      <w:pPr>
+        <w:spacing w:after="60"/>
+        <w:ind w:left="317"/>
+      </w:pPr>
+      <w:hyperlink w:anchor="section_010">
+        <w:r>
+          <w:rPr>
+            <w:rStyle w:val="Hyperlink"/>
+          </w:rPr>
+          <w:t>What It Is</w:t>
+        </w:r>
+      </w:hyperlink>
+    </w:p>
+    <w:p>
+      <w:pPr>
+        <w:spacing w:after="60"/>
+        <w:ind w:left="317"/>
+      </w:pPr>
+      <w:hyperlink w:anchor="section_011">
+        <w:r>
+          <w:rPr>
+            <w:rStyle w:val="Hyperlink"/>
+          </w:rPr>
+          <w:t>Key Capabilities</w:t>
+        </w:r>
+      </w:hyperlink>
+    </w:p>
+    <w:p>
+      <w:pPr>
+        <w:spacing w:after="60"/>
+        <w:ind w:left="317"/>
+      </w:pPr>
+      <w:hyperlink w:anchor="section_012">
+        <w:r>
+          <w:rPr>
+            <w:rStyle w:val="Hyperlink"/>
+          </w:rPr>
+          <w:t>How to Manage Modules</w:t>
+        </w:r>
+      </w:hyperlink>
+    </w:p>
+    <w:p>
+      <w:pPr>
+        <w:spacing w:after="60"/>
+        <w:ind w:left="317"/>
+      </w:pPr>
+      <w:hyperlink w:anchor="section_013">
+        <w:r>
+          <w:rPr>
+            <w:rStyle w:val="Hyperlink"/>
+          </w:rPr>
+          <w:t>Tips</w:t>
+        </w:r>
+      </w:hyperlink>
+    </w:p>
+    <w:p>
+      <w:pPr>
+        <w:spacing w:after="60"/>
+        <w:ind w:left="0"/>
+      </w:pPr>
+      <w:hyperlink w:anchor="section_014">
+        <w:r>
+          <w:rPr>
+            <w:rStyle w:val="Hyperlink"/>
+          </w:rPr>
+          <w:t>Issuing and Revoking Access Tokens</w:t>
+        </w:r>
+      </w:hyperlink>
+    </w:p>
+    <w:p>
+      <w:pPr>
+        <w:spacing w:after="60"/>
+        <w:ind w:left="317"/>
+      </w:pPr>
+      <w:hyperlink w:anchor="section_015">
+        <w:r>
+          <w:rPr>
+            <w:rStyle w:val="Hyperlink"/>
+          </w:rPr>
+          <w:t>What It Is</w:t>
+        </w:r>
+      </w:hyperlink>
+    </w:p>
+    <w:p>
+      <w:pPr>
+        <w:spacing w:after="60"/>
+        <w:ind w:left="317"/>
+      </w:pPr>
+      <w:hyperlink w:anchor="section_016">
+        <w:r>
+          <w:rPr>
+            <w:rStyle w:val="Hyperlink"/>
+          </w:rPr>
+          <w:t>How to Issue a Token</w:t>
+        </w:r>
+      </w:hyperlink>
+    </w:p>
+    <w:p>
+      <w:pPr>
+        <w:spacing w:after="60"/>
+        <w:ind w:left="317"/>
+      </w:pPr>
+      <w:hyperlink w:anchor="section_017">
+        <w:r>
+          <w:rPr>
+            <w:rStyle w:val="Hyperlink"/>
+          </w:rPr>
+          <w:t>How to Revoke a Token</w:t>
+        </w:r>
+      </w:hyperlink>
+    </w:p>
+    <w:p>
+      <w:pPr>
+        <w:spacing w:after="60"/>
+        <w:ind w:left="317"/>
+      </w:pPr>
+      <w:hyperlink w:anchor="section_018">
+        <w:r>
+          <w:rPr>
+            <w:rStyle w:val="Hyperlink"/>
+          </w:rPr>
+          <w:t>Tips</w:t>
+        </w:r>
+      </w:hyperlink>
+    </w:p>
+    <w:p>
+      <w:pPr>
+        <w:spacing w:after="60"/>
+        <w:ind w:left="0"/>
+      </w:pPr>
+      <w:hyperlink w:anchor="section_019">
+        <w:r>
+          <w:rPr>
+            <w:rStyle w:val="Hyperlink"/>
+          </w:rPr>
+          <w:t>Resetting Owner Passwords</w:t>
+        </w:r>
+      </w:hyperlink>
+    </w:p>
+    <w:p>
+      <w:pPr>
+        <w:spacing w:after="60"/>
+        <w:ind w:left="317"/>
+      </w:pPr>
+      <w:hyperlink w:anchor="section_020">
+        <w:r>
+          <w:rPr>
+            <w:rStyle w:val="Hyperlink"/>
+          </w:rPr>
+          <w:t>What It Is</w:t>
+        </w:r>
+      </w:hyperlink>
+    </w:p>
+    <w:p>
+      <w:pPr>
+        <w:spacing w:after="60"/>
+        <w:ind w:left="317"/>
+      </w:pPr>
+      <w:hyperlink w:anchor="section_021">
+        <w:r>
+          <w:rPr>
+            <w:rStyle w:val="Hyperlink"/>
+          </w:rPr>
+          <w:t>How to Reset a Password</w:t>
+        </w:r>
+      </w:hyperlink>
+    </w:p>
+    <w:p>
+      <w:pPr>
+        <w:spacing w:after="60"/>
+        <w:ind w:left="317"/>
+      </w:pPr>
+      <w:hyperlink w:anchor="section_022">
+        <w:r>
+          <w:rPr>
+            <w:rStyle w:val="Hyperlink"/>
+          </w:rPr>
+          <w:t>Tips</w:t>
+        </w:r>
+      </w:hyperlink>
+    </w:p>
+    <w:p>
+      <w:pPr>
+        <w:spacing w:after="60"/>
+        <w:ind w:left="0"/>
+      </w:pPr>
+      <w:hyperlink w:anchor="section_023">
+        <w:r>
+          <w:rPr>
+            <w:rStyle w:val="Hyperlink"/>
+          </w:rPr>
+          <w:t>Monitoring System Health</w:t>
+        </w:r>
+      </w:hyperlink>
+    </w:p>
+    <w:p>
+      <w:pPr>
+        <w:spacing w:after="60"/>
+        <w:ind w:left="317"/>
+      </w:pPr>
+      <w:hyperlink w:anchor="section_024">
+        <w:r>
+          <w:rPr>
+            <w:rStyle w:val="Hyperlink"/>
+          </w:rPr>
+          <w:t>What It Is</w:t>
+        </w:r>
+      </w:hyperlink>
+    </w:p>
+    <w:p>
+      <w:pPr>
+        <w:spacing w:after="60"/>
+        <w:ind w:left="317"/>
+      </w:pPr>
+      <w:hyperlink w:anchor="section_025">
+        <w:r>
+          <w:rPr>
+            <w:rStyle w:val="Hyperlink"/>
+          </w:rPr>
+          <w:t>Key Areas</w:t>
+        </w:r>
+      </w:hyperlink>
+    </w:p>
+    <w:p>
+      <w:pPr>
+        <w:spacing w:after="60"/>
+        <w:ind w:left="317"/>
+      </w:pPr>
+      <w:hyperlink w:anchor="section_026">
+        <w:r>
+          <w:rPr>
+            <w:rStyle w:val="Hyperlink"/>
+          </w:rPr>
+          <w:t>How to Check Health</w:t>
+        </w:r>
+      </w:hyperlink>
+    </w:p>
+    <w:p>
+      <w:pPr>
+        <w:spacing w:after="60"/>
+        <w:ind w:left="317"/>
+      </w:pPr>
+      <w:hyperlink w:anchor="section_027">
+        <w:r>
+          <w:rPr>
+            <w:rStyle w:val="Hyperlink"/>
+          </w:rPr>
+          <w:t>Tips</w:t>
+        </w:r>
+      </w:hyperlink>
+    </w:p>
+    <w:p>
+      <w:pPr>
+        <w:spacing w:after="60"/>
+        <w:ind w:left="0"/>
+      </w:pPr>
+      <w:hyperlink w:anchor="section_028">
+        <w:r>
+          <w:rPr>
+            <w:rStyle w:val="Hyperlink"/>
+          </w:rPr>
+          <w:t>Switching Between Business Workspaces</w:t>
+        </w:r>
+      </w:hyperlink>
+    </w:p>
+    <w:p>
+      <w:pPr>
+        <w:spacing w:after="60"/>
+        <w:ind w:left="317"/>
+      </w:pPr>
+      <w:hyperlink w:anchor="section_029">
+        <w:r>
+          <w:rPr>
+            <w:rStyle w:val="Hyperlink"/>
+          </w:rPr>
+          <w:t>What It Is</w:t>
+        </w:r>
+      </w:hyperlink>
+    </w:p>
+    <w:p>
+      <w:pPr>
+        <w:spacing w:after="60"/>
+        <w:ind w:left="317"/>
+      </w:pPr>
+      <w:hyperlink w:anchor="section_030">
+        <w:r>
+          <w:rPr>
+            <w:rStyle w:val="Hyperlink"/>
+          </w:rPr>
+          <w:t>How to Switch Workspaces</w:t>
+        </w:r>
+      </w:hyperlink>
+    </w:p>
+    <w:p>
+      <w:pPr>
+        <w:spacing w:after="60"/>
+        <w:ind w:left="317"/>
+      </w:pPr>
+      <w:hyperlink w:anchor="section_031">
+        <w:r>
+          <w:rPr>
+            <w:rStyle w:val="Hyperlink"/>
+          </w:rPr>
+          <w:t>Tips</w:t>
+        </w:r>
+      </w:hyperlink>
+    </w:p>
+    <w:p>
+      <w:pPr>
+        <w:spacing w:after="60"/>
+        <w:ind w:left="0"/>
+      </w:pPr>
+      <w:hyperlink w:anchor="section_032">
+        <w:r>
+          <w:rPr>
+            <w:rStyle w:val="Hyperlink"/>
+          </w:rPr>
+          <w:t>Managing Subscriptions and Feature Flags</w:t>
+        </w:r>
+      </w:hyperlink>
+    </w:p>
+    <w:p>
+      <w:pPr>
+        <w:spacing w:after="60"/>
+        <w:ind w:left="317"/>
+      </w:pPr>
+      <w:hyperlink w:anchor="section_033">
+        <w:r>
+          <w:rPr>
+            <w:rStyle w:val="Hyperlink"/>
+          </w:rPr>
+          <w:t>What It Is</w:t>
+        </w:r>
+      </w:hyperlink>
+    </w:p>
+    <w:p>
+      <w:pPr>
+        <w:spacing w:after="60"/>
+        <w:ind w:left="317"/>
+      </w:pPr>
+      <w:hyperlink w:anchor="section_034">
+        <w:r>
+          <w:rPr>
+            <w:rStyle w:val="Hyperlink"/>
+          </w:rPr>
+          <w:t>Key Capabilities</w:t>
+        </w:r>
+      </w:hyperlink>
+    </w:p>
+    <w:p>
+      <w:pPr>
+        <w:spacing w:after="60"/>
+        <w:ind w:left="317"/>
+      </w:pPr>
+      <w:hyperlink w:anchor="section_035">
+        <w:r>
+          <w:rPr>
+            <w:rStyle w:val="Hyperlink"/>
+          </w:rPr>
+          <w:t>How to Change a Subscription</w:t>
+        </w:r>
+      </w:hyperlink>
+    </w:p>
+    <w:p>
+      <w:pPr>
+        <w:spacing w:after="60"/>
+        <w:ind w:left="317"/>
+      </w:pPr>
+      <w:hyperlink w:anchor="section_036">
+        <w:r>
+          <w:rPr>
+            <w:rStyle w:val="Hyperlink"/>
+          </w:rPr>
+          <w:t>How to Manage Feature Flags</w:t>
+        </w:r>
+      </w:hyperlink>
+    </w:p>
+    <w:p>
+      <w:pPr>
+        <w:spacing w:after="60"/>
+        <w:ind w:left="317"/>
+      </w:pPr>
+      <w:hyperlink w:anchor="section_037">
+        <w:r>
+          <w:rPr>
+            <w:rStyle w:val="Hyperlink"/>
+          </w:rPr>
+          <w:t>Tips</w:t>
+        </w:r>
+      </w:hyperlink>
+    </w:p>
+    <w:p>
+      <w:r>
+        <w:br w:type="page"/>
       </w:r>
     </w:p>
     <w:p>
@@ -267,17 +815,21 @@
       <w:pPr>
         <w:pStyle w:val="Heading1"/>
       </w:pPr>
+      <w:bookmarkStart w:id="3" w:name="section_001"/>
       <w:r>
         <w:t>Tenant Management Center Overview</w:t>
       </w:r>
+      <w:bookmarkEnd w:id="3"/>
     </w:p>
     <w:p>
       <w:pPr>
         <w:pStyle w:val="Heading2"/>
       </w:pPr>
+      <w:bookmarkStart w:id="4" w:name="section_002"/>
       <w:r>
         <w:t>What It Is</w:t>
       </w:r>
+      <w:bookmarkEnd w:id="4"/>
     </w:p>
     <w:p>
       <w:r>
@@ -297,9 +849,11 @@
       <w:pPr>
         <w:pStyle w:val="Heading2"/>
       </w:pPr>
+      <w:bookmarkStart w:id="5" w:name="section_003"/>
       <w:r>
         <w:t>Key Areas</w:t>
       </w:r>
+      <w:bookmarkEnd w:id="5"/>
     </w:p>
     <w:p>
       <w:pPr>
@@ -361,9 +915,11 @@
       <w:pPr>
         <w:pStyle w:val="Heading2"/>
       </w:pPr>
+      <w:bookmarkStart w:id="6" w:name="section_004"/>
       <w:r>
         <w:t>Tips</w:t>
       </w:r>
+      <w:bookmarkEnd w:id="6"/>
     </w:p>
     <w:p>
       <w:pPr>
@@ -390,17 +946,21 @@
       <w:pPr>
         <w:pStyle w:val="Heading1"/>
       </w:pPr>
+      <w:bookmarkStart w:id="7" w:name="section_005"/>
       <w:r>
         <w:t>Creating New Business Accounts (Owners)</w:t>
       </w:r>
+      <w:bookmarkEnd w:id="7"/>
     </w:p>
     <w:p>
       <w:pPr>
         <w:pStyle w:val="Heading2"/>
       </w:pPr>
+      <w:bookmarkStart w:id="8" w:name="section_006"/>
       <w:r>
         <w:t>What It Is</w:t>
       </w:r>
+      <w:bookmarkEnd w:id="8"/>
     </w:p>
     <w:p>
       <w:r>
@@ -411,9 +971,11 @@
       <w:pPr>
         <w:pStyle w:val="Heading2"/>
       </w:pPr>
+      <w:bookmarkStart w:id="9" w:name="section_007"/>
       <w:r>
         <w:t>How to Create a New Business Account</w:t>
       </w:r>
+      <w:bookmarkEnd w:id="9"/>
     </w:p>
     <w:p>
       <w:pPr>
@@ -480,9 +1042,11 @@
       <w:pPr>
         <w:pStyle w:val="Heading2"/>
       </w:pPr>
+      <w:bookmarkStart w:id="10" w:name="section_008"/>
       <w:r>
         <w:t>Tips</w:t>
       </w:r>
+      <w:bookmarkEnd w:id="10"/>
     </w:p>
     <w:p>
       <w:pPr>
@@ -517,17 +1081,21 @@
       <w:pPr>
         <w:pStyle w:val="Heading1"/>
       </w:pPr>
+      <w:bookmarkStart w:id="11" w:name="section_009"/>
       <w:r>
         <w:t>Managing Business Access and Modules</w:t>
       </w:r>
+      <w:bookmarkEnd w:id="11"/>
     </w:p>
     <w:p>
       <w:pPr>
         <w:pStyle w:val="Heading2"/>
       </w:pPr>
+      <w:bookmarkStart w:id="12" w:name="section_010"/>
       <w:r>
         <w:t>What It Is</w:t>
       </w:r>
+      <w:bookmarkEnd w:id="12"/>
     </w:p>
     <w:p>
       <w:r>
@@ -538,9 +1106,11 @@
       <w:pPr>
         <w:pStyle w:val="Heading2"/>
       </w:pPr>
+      <w:bookmarkStart w:id="13" w:name="section_011"/>
       <w:r>
         <w:t>Key Capabilities</w:t>
       </w:r>
+      <w:bookmarkEnd w:id="13"/>
     </w:p>
     <w:p>
       <w:pPr>
@@ -578,9 +1148,11 @@
       <w:pPr>
         <w:pStyle w:val="Heading2"/>
       </w:pPr>
+      <w:bookmarkStart w:id="14" w:name="section_012"/>
       <w:r>
         <w:t>How to Manage Modules</w:t>
       </w:r>
+      <w:bookmarkEnd w:id="14"/>
     </w:p>
     <w:p>
       <w:pPr>
@@ -626,9 +1198,11 @@
       <w:pPr>
         <w:pStyle w:val="Heading2"/>
       </w:pPr>
+      <w:bookmarkStart w:id="15" w:name="section_013"/>
       <w:r>
         <w:t>Tips</w:t>
       </w:r>
+      <w:bookmarkEnd w:id="15"/>
     </w:p>
     <w:p>
       <w:pPr>
@@ -663,17 +1237,21 @@
       <w:pPr>
         <w:pStyle w:val="Heading1"/>
       </w:pPr>
+      <w:bookmarkStart w:id="16" w:name="section_014"/>
       <w:r>
         <w:t>Issuing and Revoking Access Tokens</w:t>
       </w:r>
+      <w:bookmarkEnd w:id="16"/>
     </w:p>
     <w:p>
       <w:pPr>
         <w:pStyle w:val="Heading2"/>
       </w:pPr>
+      <w:bookmarkStart w:id="17" w:name="section_015"/>
       <w:r>
         <w:t>What It Is</w:t>
       </w:r>
+      <w:bookmarkEnd w:id="17"/>
     </w:p>
     <w:p>
       <w:r>
@@ -684,9 +1262,11 @@
       <w:pPr>
         <w:pStyle w:val="Heading2"/>
       </w:pPr>
+      <w:bookmarkStart w:id="18" w:name="section_016"/>
       <w:r>
         <w:t>How to Issue a Token</w:t>
       </w:r>
+      <w:bookmarkEnd w:id="18"/>
     </w:p>
     <w:p>
       <w:pPr>
@@ -724,9 +1304,11 @@
       <w:pPr>
         <w:pStyle w:val="Heading2"/>
       </w:pPr>
+      <w:bookmarkStart w:id="19" w:name="section_017"/>
       <w:r>
         <w:t>How to Revoke a Token</w:t>
       </w:r>
+      <w:bookmarkEnd w:id="19"/>
     </w:p>
     <w:p>
       <w:pPr>
@@ -764,9 +1346,11 @@
       <w:pPr>
         <w:pStyle w:val="Heading2"/>
       </w:pPr>
+      <w:bookmarkStart w:id="20" w:name="section_018"/>
       <w:r>
         <w:t>Tips</w:t>
       </w:r>
+      <w:bookmarkEnd w:id="20"/>
     </w:p>
     <w:p>
       <w:pPr>
@@ -801,17 +1385,21 @@
       <w:pPr>
         <w:pStyle w:val="Heading1"/>
       </w:pPr>
+      <w:bookmarkStart w:id="21" w:name="section_019"/>
       <w:r>
         <w:t>Resetting Owner Passwords</w:t>
       </w:r>
+      <w:bookmarkEnd w:id="21"/>
     </w:p>
     <w:p>
       <w:pPr>
         <w:pStyle w:val="Heading2"/>
       </w:pPr>
+      <w:bookmarkStart w:id="22" w:name="section_020"/>
       <w:r>
         <w:t>What It Is</w:t>
       </w:r>
+      <w:bookmarkEnd w:id="22"/>
     </w:p>
     <w:p>
       <w:r>
@@ -822,9 +1410,11 @@
       <w:pPr>
         <w:pStyle w:val="Heading2"/>
       </w:pPr>
+      <w:bookmarkStart w:id="23" w:name="section_021"/>
       <w:r>
         <w:t>How to Reset a Password</w:t>
       </w:r>
+      <w:bookmarkEnd w:id="23"/>
     </w:p>
     <w:p>
       <w:pPr>
@@ -878,9 +1468,11 @@
       <w:pPr>
         <w:pStyle w:val="Heading2"/>
       </w:pPr>
+      <w:bookmarkStart w:id="24" w:name="section_022"/>
       <w:r>
         <w:t>Tips</w:t>
       </w:r>
+      <w:bookmarkEnd w:id="24"/>
     </w:p>
     <w:p>
       <w:pPr>
@@ -915,17 +1507,21 @@
       <w:pPr>
         <w:pStyle w:val="Heading1"/>
       </w:pPr>
+      <w:bookmarkStart w:id="25" w:name="section_023"/>
       <w:r>
         <w:t>Monitoring System Health</w:t>
       </w:r>
+      <w:bookmarkEnd w:id="25"/>
     </w:p>
     <w:p>
       <w:pPr>
         <w:pStyle w:val="Heading2"/>
       </w:pPr>
+      <w:bookmarkStart w:id="26" w:name="section_024"/>
       <w:r>
         <w:t>What It Is</w:t>
       </w:r>
+      <w:bookmarkEnd w:id="26"/>
     </w:p>
     <w:p>
       <w:r>
@@ -936,9 +1532,11 @@
       <w:pPr>
         <w:pStyle w:val="Heading2"/>
       </w:pPr>
+      <w:bookmarkStart w:id="27" w:name="section_025"/>
       <w:r>
         <w:t>Key Areas</w:t>
       </w:r>
+      <w:bookmarkEnd w:id="27"/>
     </w:p>
     <w:p>
       <w:pPr>
@@ -984,9 +1582,11 @@
       <w:pPr>
         <w:pStyle w:val="Heading2"/>
       </w:pPr>
+      <w:bookmarkStart w:id="28" w:name="section_026"/>
       <w:r>
         <w:t>How to Check Health</w:t>
       </w:r>
+      <w:bookmarkEnd w:id="28"/>
     </w:p>
     <w:p>
       <w:pPr>
@@ -1016,9 +1616,11 @@
       <w:pPr>
         <w:pStyle w:val="Heading2"/>
       </w:pPr>
+      <w:bookmarkStart w:id="29" w:name="section_027"/>
       <w:r>
         <w:t>Tips</w:t>
       </w:r>
+      <w:bookmarkEnd w:id="29"/>
     </w:p>
     <w:p>
       <w:pPr>
@@ -1053,17 +1655,21 @@
       <w:pPr>
         <w:pStyle w:val="Heading1"/>
       </w:pPr>
+      <w:bookmarkStart w:id="30" w:name="section_028"/>
       <w:r>
         <w:t>Switching Between Business Workspaces</w:t>
       </w:r>
+      <w:bookmarkEnd w:id="30"/>
     </w:p>
     <w:p>
       <w:pPr>
         <w:pStyle w:val="Heading2"/>
       </w:pPr>
+      <w:bookmarkStart w:id="31" w:name="section_029"/>
       <w:r>
         <w:t>What It Is</w:t>
       </w:r>
+      <w:bookmarkEnd w:id="31"/>
     </w:p>
     <w:p>
       <w:r>
@@ -1074,9 +1680,11 @@
       <w:pPr>
         <w:pStyle w:val="Heading2"/>
       </w:pPr>
+      <w:bookmarkStart w:id="32" w:name="section_030"/>
       <w:r>
         <w:t>How to Switch Workspaces</w:t>
       </w:r>
+      <w:bookmarkEnd w:id="32"/>
     </w:p>
     <w:p>
       <w:pPr>
@@ -1122,9 +1730,11 @@
       <w:pPr>
         <w:pStyle w:val="Heading2"/>
       </w:pPr>
+      <w:bookmarkStart w:id="33" w:name="section_031"/>
       <w:r>
         <w:t>Tips</w:t>
       </w:r>
+      <w:bookmarkEnd w:id="33"/>
     </w:p>
     <w:p>
       <w:pPr>
@@ -1159,17 +1769,21 @@
       <w:pPr>
         <w:pStyle w:val="Heading1"/>
       </w:pPr>
+      <w:bookmarkStart w:id="34" w:name="section_032"/>
       <w:r>
         <w:t>Managing Subscriptions and Feature Flags</w:t>
       </w:r>
+      <w:bookmarkEnd w:id="34"/>
     </w:p>
     <w:p>
       <w:pPr>
         <w:pStyle w:val="Heading2"/>
       </w:pPr>
+      <w:bookmarkStart w:id="35" w:name="section_033"/>
       <w:r>
         <w:t>What It Is</w:t>
       </w:r>
+      <w:bookmarkEnd w:id="35"/>
     </w:p>
     <w:p>
       <w:r>
@@ -1180,9 +1794,11 @@
       <w:pPr>
         <w:pStyle w:val="Heading2"/>
       </w:pPr>
+      <w:bookmarkStart w:id="36" w:name="section_034"/>
       <w:r>
         <w:t>Key Capabilities</w:t>
       </w:r>
+      <w:bookmarkEnd w:id="36"/>
     </w:p>
     <w:p>
       <w:pPr>
@@ -1228,9 +1844,11 @@
       <w:pPr>
         <w:pStyle w:val="Heading2"/>
       </w:pPr>
+      <w:bookmarkStart w:id="37" w:name="section_035"/>
       <w:r>
         <w:t>How to Change a Subscription</w:t>
       </w:r>
+      <w:bookmarkEnd w:id="37"/>
     </w:p>
     <w:p>
       <w:pPr>
@@ -1284,9 +1902,11 @@
       <w:pPr>
         <w:pStyle w:val="Heading2"/>
       </w:pPr>
+      <w:bookmarkStart w:id="38" w:name="section_036"/>
       <w:r>
         <w:t>How to Manage Feature Flags</w:t>
       </w:r>
+      <w:bookmarkEnd w:id="38"/>
     </w:p>
     <w:p>
       <w:pPr>
@@ -1332,9 +1952,11 @@
       <w:pPr>
         <w:pStyle w:val="Heading2"/>
       </w:pPr>
+      <w:bookmarkStart w:id="39" w:name="section_037"/>
       <w:r>
         <w:t>Tips</w:t>
       </w:r>
+      <w:bookmarkEnd w:id="39"/>
     </w:p>
     <w:p>
       <w:pPr>
